--- a/paper/jcheminform_manuscript_final_draft.docx
+++ b/paper/jcheminform_manuscript_final_draft.docx
@@ -495,7 +495,7 @@
     </w:p>
     <w:p>
       <w:r>
-        <w:t>All rebuilt category tables, model configuration files, QED comparison outputs, and manuscript-preparation artifacts are stored under the public GitHub repository `https://github.com/shkdidrlf/chemical-category-scorer` together with the desktop application and Python package. Release artifacts also include the desktop bundle and Python distribution files so that the full-positive rebuild and same-regime QED comparison are available without restriction.</w:t>
+        <w:t>All rebuilt category tables, model configuration files, QED comparison outputs, and manuscript-preparation artifacts are stored under the public GitHub repository `https://github.com/phdgil/chemical-category-scorer` together with the desktop application and Python package. Release artifacts also include the desktop bundle and Python distribution files so that the full-positive rebuild and same-regime QED comparison are available without restriction.</w:t>
       </w:r>
     </w:p>
     <w:p>
